--- a/reflection essay.docx
+++ b/reflection essay.docx
@@ -103,14 +103,13 @@
         </w:rPr>
         <w:t xml:space="preserve">alance </w:t>
       </w:r>
-      <w:proofErr w:type="gramStart"/>
       <w:r>
         <w:rPr>
           <w:rFonts w:hint="eastAsia"/>
           <w:sz w:val="32"/>
           <w:szCs w:val="32"/>
         </w:rPr>
-        <w:t>F</w:t>
+        <w:t>f</w:t>
       </w:r>
       <w:r>
         <w:rPr>
@@ -118,16 +117,15 @@
           <w:sz w:val="32"/>
           <w:szCs w:val="32"/>
         </w:rPr>
-        <w:t>or</w:t>
-      </w:r>
-      <w:proofErr w:type="gramEnd"/>
+        <w:t xml:space="preserve">or </w:t>
+      </w:r>
       <w:r>
         <w:rPr>
           <w:rFonts w:hint="eastAsia"/>
           <w:sz w:val="32"/>
           <w:szCs w:val="32"/>
         </w:rPr>
-        <w:t xml:space="preserve"> </w:t>
+        <w:t>I</w:t>
       </w:r>
       <w:r>
         <w:rPr>
@@ -135,7 +133,7 @@
           <w:sz w:val="32"/>
           <w:szCs w:val="32"/>
         </w:rPr>
-        <w:t>I</w:t>
+        <w:t xml:space="preserve">nner </w:t>
       </w:r>
       <w:r>
         <w:rPr>
@@ -143,22 +141,22 @@
           <w:sz w:val="32"/>
           <w:szCs w:val="32"/>
         </w:rPr>
-        <w:t xml:space="preserve">nner </w:t>
-      </w:r>
-      <w:r>
-        <w:rPr>
-          <w:rFonts w:hint="eastAsia"/>
+        <w:t>T</w:t>
+      </w:r>
+      <w:r>
+        <w:rPr>
           <w:sz w:val="32"/>
           <w:szCs w:val="32"/>
         </w:rPr>
-        <w:t>T</w:t>
-      </w:r>
-      <w:r>
-        <w:rPr>
+        <w:t>ranquility</w:t>
+      </w:r>
+      <w:r>
+        <w:rPr>
+          <w:rFonts w:hint="eastAsia"/>
           <w:sz w:val="32"/>
           <w:szCs w:val="32"/>
         </w:rPr>
-        <w:t>ranquility</w:t>
+        <w:t xml:space="preserve"> </w:t>
       </w:r>
       <w:r>
         <w:rPr>
@@ -166,16 +164,15 @@
           <w:sz w:val="32"/>
           <w:szCs w:val="32"/>
         </w:rPr>
-        <w:t xml:space="preserve"> </w:t>
-      </w:r>
-      <w:proofErr w:type="gramStart"/>
+        <w:t>a</w:t>
+      </w:r>
       <w:r>
         <w:rPr>
           <w:rFonts w:hint="eastAsia"/>
           <w:sz w:val="32"/>
           <w:szCs w:val="32"/>
         </w:rPr>
-        <w:t>A</w:t>
+        <w:t xml:space="preserve">nd </w:t>
       </w:r>
       <w:r>
         <w:rPr>
@@ -183,97 +180,151 @@
           <w:sz w:val="32"/>
           <w:szCs w:val="32"/>
         </w:rPr>
-        <w:t>nd</w:t>
-      </w:r>
-      <w:proofErr w:type="gramEnd"/>
+        <w:t>R</w:t>
+      </w:r>
       <w:r>
         <w:rPr>
           <w:rFonts w:hint="eastAsia"/>
           <w:sz w:val="32"/>
           <w:szCs w:val="32"/>
         </w:rPr>
+        <w:t>esilience</w:t>
+      </w:r>
+    </w:p>
+    <w:p>
+      <w:pPr>
+        <w:ind w:firstLine="0"/>
+      </w:pPr>
+    </w:p>
+    <w:p>
+      <w:pPr>
+        <w:ind w:firstLine="0"/>
+      </w:pPr>
+      <w:r>
+        <w:t>H</w:t>
+      </w:r>
+      <w:r>
+        <w:rPr>
+          <w:rFonts w:hint="eastAsia"/>
+        </w:rPr>
+        <w:t>ook:</w:t>
+      </w:r>
+    </w:p>
+    <w:p>
+      <w:pPr>
+        <w:ind w:firstLine="0"/>
+      </w:pPr>
+      <w:r>
+        <w:t>A</w:t>
+      </w:r>
+      <w:r>
+        <w:rPr>
+          <w:rFonts w:hint="eastAsia"/>
+        </w:rPr>
+        <w:t xml:space="preserve">s a </w:t>
+      </w:r>
+      <w:r>
+        <w:rPr>
+          <w:rFonts w:hint="eastAsia"/>
+        </w:rPr>
+        <w:t>SCUPI</w:t>
+      </w:r>
+      <w:r>
+        <w:rPr>
+          <w:rFonts w:hint="eastAsia"/>
+        </w:rPr>
+        <w:t>, university does not really provide a brand-new life</w:t>
+      </w:r>
+      <w:r>
+        <w:rPr>
+          <w:rFonts w:hint="eastAsia"/>
+        </w:rPr>
+        <w:t xml:space="preserve"> from my point of view</w:t>
+      </w:r>
+      <w:r>
+        <w:rPr>
+          <w:rFonts w:hint="eastAsia"/>
+        </w:rPr>
+        <w:t xml:space="preserve">, but </w:t>
+      </w:r>
+      <w:r>
+        <w:rPr>
+          <w:rFonts w:hint="eastAsia"/>
+        </w:rPr>
+        <w:t xml:space="preserve">it </w:t>
+      </w:r>
+      <w:proofErr w:type="gramStart"/>
+      <w:r>
+        <w:rPr>
+          <w:rFonts w:hint="eastAsia"/>
+        </w:rPr>
+        <w:t>force</w:t>
+      </w:r>
+      <w:proofErr w:type="gramEnd"/>
+      <w:r>
+        <w:rPr>
+          <w:rFonts w:hint="eastAsia"/>
+        </w:rPr>
+        <w:t xml:space="preserve"> everyone to break long-lasting prejudice and ask them to build </w:t>
+      </w:r>
+      <w:r>
+        <w:t>something</w:t>
+      </w:r>
+      <w:r>
+        <w:rPr>
+          <w:rFonts w:hint="eastAsia"/>
+        </w:rPr>
+        <w:t xml:space="preserve"> new.</w:t>
+      </w:r>
+    </w:p>
+    <w:p>
+      <w:pPr>
+        <w:ind w:firstLine="0"/>
+      </w:pPr>
+      <w:r>
+        <w:t>L</w:t>
+      </w:r>
+      <w:r>
+        <w:rPr>
+          <w:rFonts w:hint="eastAsia"/>
+        </w:rPr>
+        <w:t>ead-in:</w:t>
+      </w:r>
+    </w:p>
+    <w:p>
+      <w:pPr>
+        <w:ind w:firstLine="0"/>
+      </w:pPr>
+      <w:r>
+        <w:t>T</w:t>
+      </w:r>
+      <w:r>
+        <w:rPr>
+          <w:rFonts w:hint="eastAsia"/>
+        </w:rPr>
+        <w:t xml:space="preserve">hrough my eight diaries, </w:t>
+      </w:r>
+      <w:r>
+        <w:t>I</w:t>
+      </w:r>
+      <w:r>
+        <w:rPr>
+          <w:rFonts w:hint="eastAsia"/>
+        </w:rPr>
+        <w:t xml:space="preserve"> wrote diverse topics, ranging from future</w:t>
+      </w:r>
+      <w:r>
+        <w:rPr>
+          <w:rFonts w:hint="eastAsia"/>
+        </w:rPr>
         <w:t xml:space="preserve"> </w:t>
       </w:r>
       <w:r>
         <w:rPr>
           <w:rFonts w:hint="eastAsia"/>
-          <w:sz w:val="32"/>
-          <w:szCs w:val="32"/>
-        </w:rPr>
-        <w:t>R</w:t>
-      </w:r>
-      <w:r>
-        <w:rPr>
-          <w:rFonts w:hint="eastAsia"/>
-          <w:sz w:val="32"/>
-          <w:szCs w:val="32"/>
-        </w:rPr>
-        <w:t>esilience</w:t>
-      </w:r>
-    </w:p>
-    <w:p>
-      <w:pPr>
-        <w:ind w:firstLine="0"/>
-      </w:pPr>
-    </w:p>
-    <w:p>
-      <w:pPr>
-        <w:ind w:firstLine="0"/>
-        <w:rPr>
-          <w:rFonts w:hint="eastAsia"/>
-        </w:rPr>
-      </w:pPr>
-      <w:r>
-        <w:t>H</w:t>
-      </w:r>
-      <w:r>
-        <w:rPr>
-          <w:rFonts w:hint="eastAsia"/>
-        </w:rPr>
-        <w:t>ook:</w:t>
-      </w:r>
-    </w:p>
-    <w:p>
-      <w:pPr>
-        <w:ind w:firstLine="0"/>
-      </w:pPr>
-      <w:r>
-        <w:t>A</w:t>
-      </w:r>
-      <w:r>
-        <w:rPr>
-          <w:rFonts w:hint="eastAsia"/>
-        </w:rPr>
-        <w:t xml:space="preserve">s a college student, university does not really provide a brand-new life, but force everyone to break long-lasting prejudice and ask them to build </w:t>
-      </w:r>
-      <w:r>
-        <w:t>something</w:t>
-      </w:r>
-      <w:r>
-        <w:rPr>
-          <w:rFonts w:hint="eastAsia"/>
-        </w:rPr>
-        <w:t xml:space="preserve"> new.</w:t>
-      </w:r>
-    </w:p>
-    <w:p>
-      <w:pPr>
-        <w:ind w:firstLine="0"/>
-      </w:pPr>
-      <w:r>
-        <w:t>L</w:t>
-      </w:r>
-      <w:r>
-        <w:rPr>
-          <w:rFonts w:hint="eastAsia"/>
-        </w:rPr>
-        <w:t>ead-in:</w:t>
-      </w:r>
-    </w:p>
-    <w:p>
-      <w:pPr>
-        <w:ind w:firstLine="0"/>
-      </w:pPr>
+        </w:rPr>
+        <w:t xml:space="preserve">to small things for others. </w:t>
+      </w:r>
       <w:r>
         <w:t>T</w:t>
       </w:r>
@@ -281,7 +332,1136 @@
         <w:rPr>
           <w:rFonts w:hint="eastAsia"/>
         </w:rPr>
-        <w:t xml:space="preserve">hrough my eight diaries, </w:t>
+        <w:t xml:space="preserve">he content may differ from each other, but core </w:t>
+      </w:r>
+      <w:proofErr w:type="gramStart"/>
+      <w:r>
+        <w:rPr>
+          <w:rFonts w:hint="eastAsia"/>
+        </w:rPr>
+        <w:t>are</w:t>
+      </w:r>
+      <w:proofErr w:type="gramEnd"/>
+      <w:r>
+        <w:rPr>
+          <w:rFonts w:hint="eastAsia"/>
+        </w:rPr>
+        <w:t xml:space="preserve"> all </w:t>
+      </w:r>
+      <w:r>
+        <w:t>related</w:t>
+      </w:r>
+      <w:r>
+        <w:rPr>
+          <w:rFonts w:hint="eastAsia"/>
+        </w:rPr>
+        <w:t xml:space="preserve"> to myself.</w:t>
+      </w:r>
+    </w:p>
+    <w:p>
+      <w:pPr>
+        <w:ind w:firstLine="0"/>
+      </w:pPr>
+      <w:r>
+        <w:t>Thesis Statement:</w:t>
+      </w:r>
+    </w:p>
+    <w:p>
+      <w:pPr>
+        <w:ind w:firstLine="0"/>
+      </w:pPr>
+      <w:r>
+        <w:t xml:space="preserve">I gradually realized that resilience </w:t>
+      </w:r>
+      <w:proofErr w:type="gramStart"/>
+      <w:r>
+        <w:t>do</w:t>
+      </w:r>
+      <w:proofErr w:type="gramEnd"/>
+      <w:r>
+        <w:t xml:space="preserve"> not come from pretending to be strong or chasing a perfect life. They come from understanding myself more clearly, accepting pressure honestly, building </w:t>
+      </w:r>
+      <w:r>
+        <w:rPr>
+          <w:rFonts w:hint="eastAsia"/>
+        </w:rPr>
+        <w:t>something small</w:t>
+      </w:r>
+      <w:r>
+        <w:t xml:space="preserve">, and </w:t>
+      </w:r>
+      <w:r>
+        <w:rPr>
+          <w:rFonts w:hint="eastAsia"/>
+        </w:rPr>
+        <w:t>reacting</w:t>
+      </w:r>
+      <w:r>
+        <w:t xml:space="preserve"> with </w:t>
+      </w:r>
+      <w:r>
+        <w:rPr>
+          <w:rFonts w:hint="eastAsia"/>
+        </w:rPr>
+        <w:t>others</w:t>
+      </w:r>
+      <w:r>
+        <w:t>.</w:t>
+      </w:r>
+    </w:p>
+    <w:p>
+      <w:pPr>
+        <w:ind w:firstLine="0"/>
+      </w:pPr>
+      <w:r>
+        <w:t>T</w:t>
+      </w:r>
+      <w:r>
+        <w:rPr>
+          <w:rFonts w:hint="eastAsia"/>
+        </w:rPr>
+        <w:t>his reflection essay will exa</w:t>
+      </w:r>
+      <w:r>
+        <w:rPr>
+          <w:rFonts w:hint="eastAsia"/>
+        </w:rPr>
+        <w:t xml:space="preserve">m the core idea </w:t>
+      </w:r>
+      <w:r>
+        <w:t>related</w:t>
+      </w:r>
+      <w:r>
+        <w:rPr>
+          <w:rFonts w:hint="eastAsia"/>
+        </w:rPr>
+        <w:t xml:space="preserve"> to myself and </w:t>
+      </w:r>
+      <w:r>
+        <w:rPr>
+          <w:rFonts w:hint="eastAsia"/>
+        </w:rPr>
+        <w:t xml:space="preserve">it will </w:t>
+      </w:r>
+      <w:r>
+        <w:t>focus</w:t>
+      </w:r>
+      <w:r>
+        <w:rPr>
+          <w:rFonts w:hint="eastAsia"/>
+        </w:rPr>
+        <w:t xml:space="preserve"> on the </w:t>
+      </w:r>
+      <w:r>
+        <w:t>following</w:t>
+      </w:r>
+      <w:r>
+        <w:rPr>
+          <w:rFonts w:hint="eastAsia"/>
+        </w:rPr>
+        <w:t xml:space="preserve"> eight points: (1)</w:t>
+      </w:r>
+      <w:r>
+        <w:rPr>
+          <w:rFonts w:hint="eastAsia"/>
+        </w:rPr>
+        <w:t xml:space="preserve"> </w:t>
+      </w:r>
+      <w:r>
+        <w:rPr>
+          <w:rFonts w:hint="eastAsia"/>
+        </w:rPr>
+        <w:t xml:space="preserve">future life </w:t>
+      </w:r>
+      <w:proofErr w:type="gramStart"/>
+      <w:r>
+        <w:rPr>
+          <w:rFonts w:hint="eastAsia"/>
+        </w:rPr>
+        <w:t>prediction</w:t>
+      </w:r>
+      <w:r>
+        <w:rPr>
+          <w:rFonts w:hint="eastAsia"/>
+        </w:rPr>
+        <w:t>(</w:t>
+      </w:r>
+      <w:proofErr w:type="gramEnd"/>
+      <w:r>
+        <w:rPr>
+          <w:rFonts w:hint="eastAsia"/>
+        </w:rPr>
+        <w:t>2)</w:t>
+      </w:r>
+      <w:r>
+        <w:rPr>
+          <w:rFonts w:hint="eastAsia"/>
+        </w:rPr>
+        <w:t xml:space="preserve"> </w:t>
+      </w:r>
+      <w:r>
+        <w:rPr>
+          <w:rFonts w:hint="eastAsia"/>
+        </w:rPr>
+        <w:t xml:space="preserve">my </w:t>
+      </w:r>
+      <w:proofErr w:type="gramStart"/>
+      <w:r>
+        <w:rPr>
+          <w:rFonts w:hint="eastAsia"/>
+        </w:rPr>
+        <w:t>hometown</w:t>
+      </w:r>
+      <w:r>
+        <w:rPr>
+          <w:rFonts w:hint="eastAsia"/>
+        </w:rPr>
+        <w:t>(</w:t>
+      </w:r>
+      <w:proofErr w:type="gramEnd"/>
+      <w:r>
+        <w:rPr>
+          <w:rFonts w:hint="eastAsia"/>
+        </w:rPr>
+        <w:t>3</w:t>
+      </w:r>
+      <w:r>
+        <w:rPr>
+          <w:rFonts w:hint="eastAsia"/>
+        </w:rPr>
+        <w:t>) self-</w:t>
+      </w:r>
+      <w:proofErr w:type="gramStart"/>
+      <w:r>
+        <w:rPr>
+          <w:rFonts w:hint="eastAsia"/>
+        </w:rPr>
+        <w:t>awareness</w:t>
+      </w:r>
+      <w:r>
+        <w:rPr>
+          <w:rFonts w:hint="eastAsia"/>
+        </w:rPr>
+        <w:t>(</w:t>
+      </w:r>
+      <w:proofErr w:type="gramEnd"/>
+      <w:r>
+        <w:rPr>
+          <w:rFonts w:hint="eastAsia"/>
+        </w:rPr>
+        <w:t>4)</w:t>
+      </w:r>
+      <w:r>
+        <w:rPr>
+          <w:rFonts w:hint="eastAsia"/>
+        </w:rPr>
+        <w:t xml:space="preserve"> </w:t>
+      </w:r>
+      <w:r>
+        <w:rPr>
+          <w:rFonts w:hint="eastAsia"/>
+        </w:rPr>
+        <w:t xml:space="preserve">campus </w:t>
+      </w:r>
+      <w:proofErr w:type="gramStart"/>
+      <w:r>
+        <w:rPr>
+          <w:rFonts w:hint="eastAsia"/>
+        </w:rPr>
+        <w:t>life</w:t>
+      </w:r>
+      <w:r>
+        <w:rPr>
+          <w:rFonts w:hint="eastAsia"/>
+        </w:rPr>
+        <w:t>(</w:t>
+      </w:r>
+      <w:proofErr w:type="gramEnd"/>
+      <w:r>
+        <w:rPr>
+          <w:rFonts w:hint="eastAsia"/>
+        </w:rPr>
+        <w:t>5)</w:t>
+      </w:r>
+      <w:r>
+        <w:rPr>
+          <w:rFonts w:hint="eastAsia"/>
+        </w:rPr>
+        <w:t xml:space="preserve"> </w:t>
+      </w:r>
+      <w:r>
+        <w:rPr>
+          <w:rFonts w:hint="eastAsia"/>
+        </w:rPr>
+        <w:t xml:space="preserve">happiness from </w:t>
+      </w:r>
+      <w:r>
+        <w:rPr>
+          <w:rFonts w:hint="eastAsia"/>
+        </w:rPr>
+        <w:t>avoiding</w:t>
+      </w:r>
+      <w:r>
+        <w:rPr>
+          <w:rFonts w:hint="eastAsia"/>
+        </w:rPr>
+        <w:t xml:space="preserve"> </w:t>
+      </w:r>
+      <w:proofErr w:type="gramStart"/>
+      <w:r>
+        <w:rPr>
+          <w:rFonts w:hint="eastAsia"/>
+        </w:rPr>
+        <w:t>harms</w:t>
+      </w:r>
+      <w:r>
+        <w:rPr>
+          <w:rFonts w:hint="eastAsia"/>
+        </w:rPr>
+        <w:t>(</w:t>
+      </w:r>
+      <w:proofErr w:type="gramEnd"/>
+      <w:r>
+        <w:rPr>
+          <w:rFonts w:hint="eastAsia"/>
+        </w:rPr>
+        <w:t>6</w:t>
+      </w:r>
+      <w:r>
+        <w:rPr>
+          <w:rFonts w:hint="eastAsia"/>
+        </w:rPr>
+        <w:t>)</w:t>
+      </w:r>
+      <w:r>
+        <w:rPr>
+          <w:rFonts w:hint="eastAsia"/>
+        </w:rPr>
+        <w:t xml:space="preserve"> </w:t>
+      </w:r>
+      <w:r>
+        <w:rPr>
+          <w:rFonts w:hint="eastAsia"/>
+        </w:rPr>
+        <w:t xml:space="preserve">peace in </w:t>
+      </w:r>
+      <w:proofErr w:type="gramStart"/>
+      <w:r>
+        <w:rPr>
+          <w:rFonts w:hint="eastAsia"/>
+        </w:rPr>
+        <w:t>normal</w:t>
+      </w:r>
+      <w:r>
+        <w:rPr>
+          <w:rFonts w:hint="eastAsia"/>
+        </w:rPr>
+        <w:t>(</w:t>
+      </w:r>
+      <w:proofErr w:type="gramEnd"/>
+      <w:r>
+        <w:rPr>
+          <w:rFonts w:hint="eastAsia"/>
+        </w:rPr>
+        <w:t>7</w:t>
+      </w:r>
+      <w:r>
+        <w:t>)</w:t>
+      </w:r>
+      <w:r>
+        <w:rPr>
+          <w:rFonts w:hint="eastAsia"/>
+        </w:rPr>
+        <w:t xml:space="preserve"> </w:t>
+      </w:r>
+      <w:r>
+        <w:t>proactivity and confidence (8)</w:t>
+      </w:r>
+      <w:r>
+        <w:rPr>
+          <w:rFonts w:hint="eastAsia"/>
+        </w:rPr>
+        <w:t xml:space="preserve"> </w:t>
+      </w:r>
+      <w:r>
+        <w:t>human connection</w:t>
+      </w:r>
+    </w:p>
+    <w:p>
+      <w:pPr>
+        <w:ind w:firstLine="0"/>
+      </w:pPr>
+    </w:p>
+    <w:p>
+      <w:pPr>
+        <w:ind w:firstLine="0"/>
+      </w:pPr>
+      <w:r>
+        <w:t>Body Paragraphs</w:t>
+      </w:r>
+    </w:p>
+    <w:p>
+      <w:pPr>
+        <w:ind w:firstLine="0"/>
+      </w:pPr>
+    </w:p>
+    <w:p>
+      <w:pPr>
+        <w:ind w:firstLine="0"/>
+      </w:pPr>
+      <w:r>
+        <w:t>Paragraph 1</w:t>
+      </w:r>
+      <w:r>
+        <w:rPr>
+          <w:rFonts w:hint="eastAsia"/>
+        </w:rPr>
+        <w:t xml:space="preserve"> (</w:t>
+      </w:r>
+      <w:r>
+        <w:t>Based on Diary #1</w:t>
+      </w:r>
+      <w:r>
+        <w:rPr>
+          <w:rFonts w:hint="eastAsia"/>
+        </w:rPr>
+        <w:t xml:space="preserve">) </w:t>
+      </w:r>
+      <w:r>
+        <w:t>Sub-title:</w:t>
+      </w:r>
+      <w:r>
+        <w:rPr>
+          <w:rFonts w:hint="eastAsia"/>
+        </w:rPr>
+        <w:t xml:space="preserve"> </w:t>
+      </w:r>
+      <w:r>
+        <w:t>Future Technology and Human Value</w:t>
+      </w:r>
+    </w:p>
+    <w:p>
+      <w:pPr>
+        <w:ind w:firstLine="0"/>
+      </w:pPr>
+      <w:r>
+        <w:t>Quotation:</w:t>
+      </w:r>
+      <w:r>
+        <w:rPr>
+          <w:rFonts w:hint="eastAsia"/>
+        </w:rPr>
+        <w:t xml:space="preserve"> </w:t>
+      </w:r>
+      <w:r>
+        <w:t xml:space="preserve">“In the far future, artificial intelligence and humanoid robots may become deeply integrated into </w:t>
+      </w:r>
+      <w:r>
+        <w:rPr>
+          <w:rFonts w:hint="eastAsia"/>
+        </w:rPr>
+        <w:t xml:space="preserve">our </w:t>
+      </w:r>
+      <w:r>
+        <w:t>daily life.”</w:t>
+      </w:r>
+    </w:p>
+    <w:p>
+      <w:pPr>
+        <w:ind w:firstLine="0"/>
+      </w:pPr>
+      <w:r>
+        <w:t>Analysis:</w:t>
+      </w:r>
+    </w:p>
+    <w:p>
+      <w:pPr>
+        <w:ind w:firstLine="420"/>
+        <w:rPr>
+          <w:rFonts w:hint="eastAsia"/>
+        </w:rPr>
+      </w:pPr>
+      <w:r>
+        <w:t xml:space="preserve">In Diary #1, I imagined how artificial intelligence and humanoid robots may change </w:t>
+      </w:r>
+      <w:r>
+        <w:rPr>
+          <w:rFonts w:hint="eastAsia"/>
+        </w:rPr>
+        <w:t>our world.</w:t>
+      </w:r>
+    </w:p>
+    <w:p>
+      <w:pPr>
+        <w:ind w:firstLine="420"/>
+      </w:pPr>
+      <w:r>
+        <w:rPr>
+          <w:rFonts w:hint="eastAsia"/>
+        </w:rPr>
+        <w:t xml:space="preserve">It </w:t>
+      </w:r>
+      <w:r>
+        <w:t>is not only about technology</w:t>
+      </w:r>
+      <w:r>
+        <w:rPr>
+          <w:rFonts w:hint="eastAsia"/>
+        </w:rPr>
+        <w:t xml:space="preserve">, but </w:t>
+      </w:r>
+      <w:r>
+        <w:t xml:space="preserve">also shows my concern about human value in the future. If AI can replace repetitive mental work and robots can replace manual labor, then human beings cannot only depend on fixed skills. In that kind of future, emotional support, and human connection may become more valuable. </w:t>
+      </w:r>
+    </w:p>
+    <w:p>
+      <w:pPr>
+        <w:ind w:firstLine="420"/>
+      </w:pPr>
+      <w:r>
+        <w:t xml:space="preserve">This </w:t>
+      </w:r>
+      <w:r>
+        <w:rPr>
+          <w:rFonts w:hint="eastAsia"/>
+        </w:rPr>
+        <w:t>related</w:t>
+      </w:r>
+      <w:r>
+        <w:t xml:space="preserve"> to resilience </w:t>
+      </w:r>
+      <w:r>
+        <w:rPr>
+          <w:rFonts w:hint="eastAsia"/>
+        </w:rPr>
+        <w:t xml:space="preserve">may </w:t>
+      </w:r>
+      <w:r>
+        <w:t xml:space="preserve">because a person should not only prepare for today, but also prepare for a </w:t>
+      </w:r>
+      <w:r>
+        <w:rPr>
+          <w:rFonts w:hint="eastAsia"/>
+        </w:rPr>
+        <w:t>next era</w:t>
+      </w:r>
+      <w:r>
+        <w:t xml:space="preserve"> where the rules may </w:t>
+      </w:r>
+      <w:r>
+        <w:t>totally</w:t>
+      </w:r>
+      <w:r>
+        <w:rPr>
+          <w:rFonts w:hint="eastAsia"/>
+        </w:rPr>
+        <w:t xml:space="preserve"> </w:t>
+      </w:r>
+      <w:r>
+        <w:t>change.</w:t>
+      </w:r>
+    </w:p>
+    <w:p>
+      <w:pPr>
+        <w:ind w:firstLine="0"/>
+      </w:pPr>
+    </w:p>
+    <w:p>
+      <w:pPr>
+        <w:ind w:firstLine="0"/>
+      </w:pPr>
+      <w:r>
+        <w:t>Paragraph 2</w:t>
+      </w:r>
+      <w:r>
+        <w:rPr>
+          <w:rFonts w:hint="eastAsia"/>
+        </w:rPr>
+        <w:t xml:space="preserve"> (</w:t>
+      </w:r>
+      <w:r>
+        <w:t>Based on Diary #2</w:t>
+      </w:r>
+      <w:r>
+        <w:rPr>
+          <w:rFonts w:hint="eastAsia"/>
+        </w:rPr>
+        <w:t xml:space="preserve">) </w:t>
+      </w:r>
+      <w:r>
+        <w:t>Sub-title:</w:t>
+      </w:r>
+      <w:r>
+        <w:rPr>
+          <w:rFonts w:hint="eastAsia"/>
+        </w:rPr>
+        <w:t xml:space="preserve"> </w:t>
+      </w:r>
+      <w:r>
+        <w:t>Hometown, Belonging, and Identity</w:t>
+      </w:r>
+    </w:p>
+    <w:p>
+      <w:pPr>
+        <w:ind w:firstLine="0"/>
+      </w:pPr>
+      <w:r>
+        <w:t>Quotation:</w:t>
+      </w:r>
+      <w:r>
+        <w:rPr>
+          <w:rFonts w:hint="eastAsia"/>
+        </w:rPr>
+        <w:t xml:space="preserve"> </w:t>
+      </w:r>
+      <w:r>
+        <w:t>“I do love my hometown, Hangzhou. Not only because I grew there for many years, but also, I appreciate the beauty and social phenomenon in Hangzhou.”</w:t>
+      </w:r>
+    </w:p>
+    <w:p>
+      <w:pPr>
+        <w:ind w:firstLine="0"/>
+      </w:pPr>
+      <w:r>
+        <w:t>Analysis:</w:t>
+      </w:r>
+    </w:p>
+    <w:p>
+      <w:pPr>
+        <w:ind w:firstLine="420"/>
+      </w:pPr>
+      <w:r>
+        <w:t>Diary 2 is about my hometown, Hangzhou. I described West Lake, Qiantang River, local culture, private economy, and the city’s transformation</w:t>
+      </w:r>
+      <w:r>
+        <w:rPr>
+          <w:rFonts w:hint="eastAsia"/>
+        </w:rPr>
+        <w:t xml:space="preserve"> from tourism city </w:t>
+      </w:r>
+      <w:r>
+        <w:rPr>
+          <w:rFonts w:hint="eastAsia"/>
+        </w:rPr>
+        <w:lastRenderedPageBreak/>
+        <w:t>to</w:t>
+      </w:r>
+      <w:r>
+        <w:t xml:space="preserve"> a high-tech city. When I read this diary again, I find that Hangzhou is not only a place in my memory. It also shaped my values</w:t>
+      </w:r>
+      <w:r>
+        <w:rPr>
+          <w:rFonts w:hint="eastAsia"/>
+        </w:rPr>
+        <w:t xml:space="preserve"> and </w:t>
+      </w:r>
+      <w:r>
+        <w:t>aesthetic</w:t>
+      </w:r>
+      <w:r>
+        <w:t>. I grew up in a city that admires innovation, hard work, and private ambition. Because of this background, I care about technology</w:t>
+      </w:r>
+      <w:r>
+        <w:rPr>
+          <w:rFonts w:hint="eastAsia"/>
+        </w:rPr>
+        <w:t xml:space="preserve"> a lot and</w:t>
+      </w:r>
+      <w:r>
+        <w:t xml:space="preserve"> independence, and self-development</w:t>
+      </w:r>
+      <w:r>
+        <w:rPr>
+          <w:rFonts w:hint="eastAsia"/>
+        </w:rPr>
+        <w:t xml:space="preserve"> as well</w:t>
+      </w:r>
+      <w:r>
+        <w:t xml:space="preserve">. This sense of belonging is important for wellness. </w:t>
+      </w:r>
+    </w:p>
+    <w:p>
+      <w:pPr>
+        <w:ind w:firstLine="420"/>
+      </w:pPr>
+      <w:r>
+        <w:t>When college life becomes confusing, knowing where I come from can help me understand why I think and act in certain ways. A person with roots can choose his path more calmly.</w:t>
+      </w:r>
+    </w:p>
+    <w:p>
+      <w:pPr>
+        <w:ind w:firstLine="0"/>
+      </w:pPr>
+    </w:p>
+    <w:p>
+      <w:pPr>
+        <w:ind w:firstLine="0"/>
+      </w:pPr>
+      <w:r>
+        <w:t>Paragraph 3</w:t>
+      </w:r>
+      <w:r>
+        <w:rPr>
+          <w:rFonts w:hint="eastAsia"/>
+        </w:rPr>
+        <w:t xml:space="preserve"> (</w:t>
+      </w:r>
+      <w:r>
+        <w:t>Based on Diary #3</w:t>
+      </w:r>
+      <w:r>
+        <w:rPr>
+          <w:rFonts w:hint="eastAsia"/>
+        </w:rPr>
+        <w:t xml:space="preserve">) </w:t>
+      </w:r>
+      <w:r>
+        <w:t>Sub-title:</w:t>
+      </w:r>
+      <w:r>
+        <w:rPr>
+          <w:rFonts w:hint="eastAsia"/>
+        </w:rPr>
+        <w:t xml:space="preserve"> </w:t>
+      </w:r>
+      <w:r>
+        <w:t>Self-Awareness</w:t>
+      </w:r>
+    </w:p>
+    <w:p>
+      <w:pPr>
+        <w:ind w:firstLine="0"/>
+      </w:pPr>
+      <w:r>
+        <w:t>Quotation:</w:t>
+      </w:r>
+      <w:r>
+        <w:rPr>
+          <w:rFonts w:hint="eastAsia"/>
+        </w:rPr>
+        <w:t xml:space="preserve"> </w:t>
+      </w:r>
+      <w:r>
+        <w:t>“I always maintain curiosity and tried to discover by my-self.”</w:t>
+      </w:r>
+    </w:p>
+    <w:p>
+      <w:pPr>
+        <w:ind w:firstLine="0"/>
+      </w:pPr>
+      <w:r>
+        <w:t>Analysis:</w:t>
+      </w:r>
+    </w:p>
+    <w:p>
+      <w:pPr>
+        <w:ind w:firstLine="420"/>
+      </w:pPr>
+      <w:r>
+        <w:t xml:space="preserve">Diary #3 introduces my personality through curiosity, late-night thinking, drawing, and traveling alone. I wrote about modeling clouds, fixing a water purifier, and trying different styles of drawing. </w:t>
+      </w:r>
+    </w:p>
+    <w:p>
+      <w:pPr>
+        <w:ind w:firstLine="420"/>
+      </w:pPr>
+      <w:r>
+        <w:t xml:space="preserve">These experiences show that I prefer to understand the structure behind problems instead of only accepting </w:t>
+      </w:r>
+      <w:r>
+        <w:rPr>
+          <w:rFonts w:hint="eastAsia"/>
+        </w:rPr>
+        <w:t xml:space="preserve">the </w:t>
+      </w:r>
+      <w:r>
+        <w:t xml:space="preserve">answers. This curiosity is one of my strengths. However, it also has </w:t>
+      </w:r>
+      <w:r>
+        <w:rPr>
+          <w:rFonts w:hint="eastAsia"/>
+        </w:rPr>
+        <w:t xml:space="preserve">several </w:t>
+      </w:r>
+      <w:r>
+        <w:t xml:space="preserve">risks. Sometimes I may spend too much time exploring without clear output. I also mentioned that I enjoy staying up late because midnight gives me quiet and </w:t>
+      </w:r>
+      <w:r>
+        <w:rPr>
+          <w:rFonts w:hint="eastAsia"/>
+        </w:rPr>
+        <w:t xml:space="preserve">tranquil </w:t>
+      </w:r>
+      <w:r>
+        <w:t>time. This may help my thinking, but if it damages my daily responsibilities, it becomes a problem. Therefore, self-awareness means not only accepting who I am, but also checking the cost of my habits.</w:t>
+      </w:r>
+    </w:p>
+    <w:p>
+      <w:pPr>
+        <w:ind w:firstLine="0"/>
+      </w:pPr>
+    </w:p>
+    <w:p>
+      <w:pPr>
+        <w:ind w:firstLine="0"/>
+      </w:pPr>
+      <w:r>
+        <w:t>Paragraph 4</w:t>
+      </w:r>
+      <w:r>
+        <w:rPr>
+          <w:rFonts w:hint="eastAsia"/>
+        </w:rPr>
+        <w:t xml:space="preserve"> (</w:t>
+      </w:r>
+      <w:r>
+        <w:t>Based on Diary #</w:t>
+      </w:r>
+      <w:r>
+        <w:rPr>
+          <w:rFonts w:hint="eastAsia"/>
+        </w:rPr>
+        <w:t xml:space="preserve">4) </w:t>
+      </w:r>
+      <w:r>
+        <w:t>Sub-title:</w:t>
+      </w:r>
+      <w:r>
+        <w:rPr>
+          <w:rFonts w:hint="eastAsia"/>
+        </w:rPr>
+        <w:t xml:space="preserve"> C</w:t>
+      </w:r>
+      <w:r>
+        <w:t>ampus Life and Realistic Freedom</w:t>
+      </w:r>
+    </w:p>
+    <w:p>
+      <w:pPr>
+        <w:ind w:firstLine="0"/>
+      </w:pPr>
+      <w:r>
+        <w:t>Quotation:</w:t>
+      </w:r>
+      <w:r>
+        <w:rPr>
+          <w:rFonts w:hint="eastAsia"/>
+        </w:rPr>
+        <w:t xml:space="preserve"> </w:t>
+      </w:r>
+      <w:r>
+        <w:t>“The pressure is different from high school in the form, but similar in the end.”</w:t>
+      </w:r>
+    </w:p>
+    <w:p>
+      <w:pPr>
+        <w:ind w:firstLine="0"/>
+      </w:pPr>
+      <w:r>
+        <w:t>Analysis:</w:t>
+      </w:r>
+    </w:p>
+    <w:p>
+      <w:pPr>
+        <w:ind w:firstLine="420"/>
+      </w:pPr>
+      <w:r>
+        <w:t xml:space="preserve">Diary 4 reflects on my </w:t>
+      </w:r>
+      <w:r>
+        <w:rPr>
+          <w:rFonts w:hint="eastAsia"/>
+        </w:rPr>
+        <w:t xml:space="preserve">daily </w:t>
+      </w:r>
+      <w:r>
+        <w:t xml:space="preserve">campus life. Before entering university, many people told me </w:t>
+      </w:r>
+      <w:r>
+        <w:rPr>
+          <w:rFonts w:hint="eastAsia"/>
+        </w:rPr>
+        <w:t xml:space="preserve">that </w:t>
+      </w:r>
+      <w:r>
+        <w:t xml:space="preserve">college life would be freer than high school. </w:t>
+      </w:r>
+      <w:r>
+        <w:rPr>
+          <w:rFonts w:hint="eastAsia"/>
+        </w:rPr>
+        <w:t>However, l</w:t>
+      </w:r>
+      <w:r>
+        <w:t>ater, I found that this was only partly true. University gives students more freedom, but it also gives them more</w:t>
+      </w:r>
+      <w:r>
+        <w:rPr>
+          <w:rFonts w:hint="eastAsia"/>
+        </w:rPr>
+        <w:t xml:space="preserve"> </w:t>
+      </w:r>
+      <w:r>
+        <w:t xml:space="preserve">uncertainty. In high school, the goal was clear: prepare for the college entrance examination. In university, I need to choose among many possible paths, such as graduate study, research, work, competitions, and social life. This kind of freedom is not always relaxing. It requires judgment. </w:t>
+      </w:r>
+    </w:p>
+    <w:p>
+      <w:pPr>
+        <w:ind w:firstLine="420"/>
+      </w:pPr>
+      <w:r>
+        <w:rPr>
+          <w:rFonts w:hint="eastAsia"/>
+        </w:rPr>
+        <w:t>It</w:t>
+      </w:r>
+      <w:r>
+        <w:t xml:space="preserve"> shows that resilience in university means learning to make choices seriously instead of just enjoying freedom passively. Freedom without direction can easily become confusion.</w:t>
+      </w:r>
+    </w:p>
+    <w:p>
+      <w:pPr>
+        <w:ind w:firstLine="0"/>
+      </w:pPr>
+    </w:p>
+    <w:p>
+      <w:pPr>
+        <w:ind w:firstLine="0"/>
+      </w:pPr>
+      <w:r>
+        <w:t>Paragraph 5</w:t>
+      </w:r>
+      <w:r>
+        <w:rPr>
+          <w:rFonts w:hint="eastAsia"/>
+        </w:rPr>
+        <w:t xml:space="preserve"> (</w:t>
+      </w:r>
+      <w:r>
+        <w:t>Based on Diary #5</w:t>
+      </w:r>
+      <w:r>
+        <w:rPr>
+          <w:rFonts w:hint="eastAsia"/>
+        </w:rPr>
+        <w:t xml:space="preserve">) </w:t>
+      </w:r>
+      <w:r>
+        <w:t>Sub-title:</w:t>
+      </w:r>
+      <w:r>
+        <w:rPr>
+          <w:rFonts w:hint="eastAsia"/>
+        </w:rPr>
+        <w:t xml:space="preserve"> </w:t>
+      </w:r>
+      <w:r>
+        <w:t xml:space="preserve">Happiness </w:t>
+      </w:r>
+      <w:r>
+        <w:rPr>
+          <w:rFonts w:hint="eastAsia"/>
+        </w:rPr>
+        <w:t>from</w:t>
+      </w:r>
+      <w:r>
+        <w:t xml:space="preserve"> Removing Harm</w:t>
+      </w:r>
+    </w:p>
+    <w:p>
+      <w:pPr>
+        <w:ind w:firstLine="0"/>
+      </w:pPr>
+      <w:r>
+        <w:t>Quotation:</w:t>
+      </w:r>
+      <w:r>
+        <w:rPr>
+          <w:rFonts w:hint="eastAsia"/>
+        </w:rPr>
+        <w:t xml:space="preserve"> </w:t>
+      </w:r>
+      <w:r>
+        <w:t>“Comparison is misleading because you only see other people’s visible results, not their struggles, failures, or doubts.”</w:t>
+      </w:r>
+    </w:p>
+    <w:p>
+      <w:pPr>
+        <w:ind w:firstLine="0"/>
+      </w:pPr>
+      <w:r>
+        <w:lastRenderedPageBreak/>
+        <w:t>Analysis:</w:t>
+      </w:r>
+    </w:p>
+    <w:p>
+      <w:pPr>
+        <w:ind w:firstLine="420"/>
+      </w:pPr>
+      <w:r>
+        <w:t xml:space="preserve">Diary 5 is about three </w:t>
+      </w:r>
+      <w:proofErr w:type="gramStart"/>
+      <w:r>
+        <w:t>things</w:t>
+      </w:r>
+      <w:proofErr w:type="gramEnd"/>
+      <w:r>
+        <w:t xml:space="preserve"> people should stop doing so happiness can find them. I wr</w:t>
+      </w:r>
+      <w:r>
+        <w:rPr>
+          <w:rFonts w:hint="eastAsia"/>
+        </w:rPr>
+        <w:t>ite</w:t>
+      </w:r>
+      <w:r>
+        <w:t xml:space="preserve"> about </w:t>
+      </w:r>
+      <w:r>
+        <w:rPr>
+          <w:rFonts w:hint="eastAsia"/>
+        </w:rPr>
+        <w:t xml:space="preserve">three things, ranging from </w:t>
+      </w:r>
+      <w:r>
+        <w:t>stopping comparison, stopping chasing approval,</w:t>
+      </w:r>
+      <w:r>
+        <w:rPr>
+          <w:rFonts w:hint="eastAsia"/>
+        </w:rPr>
+        <w:t xml:space="preserve"> to </w:t>
+      </w:r>
+      <w:r>
+        <w:t xml:space="preserve">stopping forcing myself </w:t>
+      </w:r>
+      <w:r>
+        <w:rPr>
+          <w:rFonts w:hint="eastAsia"/>
+        </w:rPr>
+        <w:t>in a bid to</w:t>
+      </w:r>
+      <w:r>
+        <w:t xml:space="preserve"> accept discomfort. Among these, comparison is especially common in </w:t>
+      </w:r>
+      <w:r>
+        <w:rPr>
+          <w:rFonts w:hint="eastAsia"/>
+        </w:rPr>
+        <w:t>Sichuan U</w:t>
+      </w:r>
+      <w:r>
+        <w:t xml:space="preserve">niversity. </w:t>
+      </w:r>
+      <w:proofErr w:type="spellStart"/>
+      <w:r>
+        <w:t>S</w:t>
+      </w:r>
+      <w:r>
+        <w:rPr>
+          <w:rFonts w:hint="eastAsia"/>
+        </w:rPr>
+        <w:t>CUPIans</w:t>
+      </w:r>
+      <w:proofErr w:type="spellEnd"/>
+      <w:r>
+        <w:t xml:space="preserve"> compare grades, research experience, social life, and future plans. However, this</w:t>
+      </w:r>
+      <w:r>
+        <w:rPr>
+          <w:rFonts w:hint="eastAsia"/>
+        </w:rPr>
+        <w:t xml:space="preserve"> kind of</w:t>
+      </w:r>
+      <w:r>
+        <w:t xml:space="preserve"> comparison is usually unfair because we compare our private difficulties with other people’s public success. </w:t>
+      </w:r>
+      <w:r>
+        <w:rPr>
+          <w:rFonts w:hint="eastAsia"/>
+        </w:rPr>
+        <w:t>It</w:t>
+      </w:r>
+      <w:r>
+        <w:t xml:space="preserve"> </w:t>
+      </w:r>
+      <w:r>
+        <w:rPr>
+          <w:rFonts w:hint="eastAsia"/>
+        </w:rPr>
+        <w:t xml:space="preserve">may </w:t>
+      </w:r>
+      <w:r>
+        <w:t>create anxiety and reduce happiness</w:t>
+      </w:r>
+      <w:r>
+        <w:rPr>
+          <w:rFonts w:hint="eastAsia"/>
+        </w:rPr>
+        <w:t xml:space="preserve"> sometimes</w:t>
+      </w:r>
+      <w:r>
+        <w:t>.</w:t>
+      </w:r>
+    </w:p>
+    <w:p>
+      <w:pPr>
+        <w:ind w:firstLine="420"/>
+      </w:pPr>
+      <w:r>
+        <w:t>B</w:t>
+      </w:r>
+      <w:r>
+        <w:rPr>
+          <w:rFonts w:hint="eastAsia"/>
+        </w:rPr>
+        <w:t>y the way, c</w:t>
+      </w:r>
+      <w:r>
+        <w:t xml:space="preserve">hasing approval </w:t>
+      </w:r>
+      <w:r>
+        <w:rPr>
+          <w:rFonts w:hint="eastAsia"/>
+        </w:rPr>
+        <w:t xml:space="preserve">from </w:t>
+      </w:r>
+      <w:r>
+        <w:t>public</w:t>
+      </w:r>
+      <w:r>
+        <w:rPr>
+          <w:rFonts w:hint="eastAsia"/>
+        </w:rPr>
+        <w:t xml:space="preserve"> </w:t>
+      </w:r>
+      <w:r>
+        <w:t>is also unstable because approval depends on others. This diary helps me</w:t>
+      </w:r>
+      <w:r>
+        <w:rPr>
+          <w:rFonts w:hint="eastAsia"/>
+        </w:rPr>
+        <w:t xml:space="preserve"> to</w:t>
+      </w:r>
+      <w:r>
+        <w:t xml:space="preserve"> understand that </w:t>
+      </w:r>
+      <w:r>
+        <w:rPr>
+          <w:rFonts w:hint="eastAsia"/>
+        </w:rPr>
+        <w:t xml:space="preserve">happiness </w:t>
+      </w:r>
+      <w:r>
+        <w:t xml:space="preserve">does not mean </w:t>
+      </w:r>
+      <w:r>
+        <w:rPr>
+          <w:rFonts w:hint="eastAsia"/>
+        </w:rPr>
+        <w:t xml:space="preserve">achieves. </w:t>
       </w:r>
       <w:r>
         <w:t>I</w:t>
@@ -290,242 +1470,32 @@
         <w:rPr>
           <w:rFonts w:hint="eastAsia"/>
         </w:rPr>
-        <w:t xml:space="preserve"> wrote diverse topics, ranging from future, hometown, self-introduction, the campus, path to happiness, peace, ways to being proactive</w:t>
-      </w:r>
-      <w:r>
-        <w:rPr>
-          <w:rFonts w:hint="eastAsia"/>
-        </w:rPr>
-        <w:t xml:space="preserve"> to small things for others. </w:t>
-      </w:r>
-      <w:r>
-        <w:t>T</w:t>
-      </w:r>
-      <w:r>
-        <w:rPr>
-          <w:rFonts w:hint="eastAsia"/>
-        </w:rPr>
-        <w:t xml:space="preserve">he content may differ from each other, but core </w:t>
-      </w:r>
-      <w:proofErr w:type="gramStart"/>
-      <w:r>
-        <w:rPr>
-          <w:rFonts w:hint="eastAsia"/>
-        </w:rPr>
-        <w:t>are</w:t>
-      </w:r>
-      <w:proofErr w:type="gramEnd"/>
-      <w:r>
-        <w:rPr>
-          <w:rFonts w:hint="eastAsia"/>
-        </w:rPr>
-        <w:t xml:space="preserve"> all </w:t>
-      </w:r>
-      <w:r>
-        <w:t>related</w:t>
-      </w:r>
-      <w:r>
-        <w:rPr>
-          <w:rFonts w:hint="eastAsia"/>
-        </w:rPr>
-        <w:t xml:space="preserve"> to myself.</w:t>
-      </w:r>
-    </w:p>
-    <w:p>
-      <w:pPr>
-        <w:ind w:firstLine="0"/>
-      </w:pPr>
-      <w:r>
-        <w:t>Thesis Statement:</w:t>
-      </w:r>
-    </w:p>
-    <w:p>
-      <w:pPr>
-        <w:ind w:firstLine="0"/>
-      </w:pPr>
-      <w:r>
-        <w:t>I gradually realized that wellness and resilience do not come from pretending to be strong or chasing a perfect life. They come from understanding myself more clearly, accepting pressure honestly, building small habits, and keeping real connections with people.</w:t>
-      </w:r>
-    </w:p>
-    <w:p>
-      <w:pPr>
-        <w:ind w:firstLine="0"/>
-        <w:rPr>
-          <w:rFonts w:hint="eastAsia"/>
-        </w:rPr>
-      </w:pPr>
-      <w:r>
-        <w:t>T</w:t>
-      </w:r>
-      <w:r>
-        <w:rPr>
-          <w:rFonts w:hint="eastAsia"/>
-        </w:rPr>
-        <w:t>his reflection essay will exam</w:t>
-      </w:r>
-      <w:r>
-        <w:t>…</w:t>
-      </w:r>
-      <w:r>
-        <w:rPr>
-          <w:rFonts w:hint="eastAsia"/>
-        </w:rPr>
-        <w:t xml:space="preserve">it will </w:t>
-      </w:r>
-      <w:r>
-        <w:t>focus</w:t>
-      </w:r>
-      <w:r>
-        <w:rPr>
-          <w:rFonts w:hint="eastAsia"/>
-        </w:rPr>
-        <w:t xml:space="preserve"> on the </w:t>
-      </w:r>
-      <w:r>
-        <w:t>following</w:t>
-      </w:r>
-      <w:r>
-        <w:rPr>
-          <w:rFonts w:hint="eastAsia"/>
-        </w:rPr>
-        <w:t xml:space="preserve"> eight points: (</w:t>
-      </w:r>
-      <w:proofErr w:type="gramStart"/>
-      <w:r>
-        <w:rPr>
-          <w:rFonts w:hint="eastAsia"/>
-        </w:rPr>
-        <w:t>1)</w:t>
-      </w:r>
-      <w:r>
-        <w:t>…</w:t>
-      </w:r>
-      <w:proofErr w:type="gramEnd"/>
-      <w:r>
-        <w:rPr>
-          <w:rFonts w:hint="eastAsia"/>
-        </w:rPr>
-        <w:t>(</w:t>
-      </w:r>
-      <w:proofErr w:type="gramStart"/>
-      <w:r>
-        <w:rPr>
-          <w:rFonts w:hint="eastAsia"/>
-        </w:rPr>
-        <w:t>2)</w:t>
-      </w:r>
-      <w:r>
-        <w:t>…</w:t>
-      </w:r>
-      <w:proofErr w:type="gramEnd"/>
-      <w:r>
-        <w:rPr>
-          <w:rFonts w:hint="eastAsia"/>
-        </w:rPr>
-        <w:t>(</w:t>
-      </w:r>
-      <w:proofErr w:type="gramStart"/>
-      <w:r>
-        <w:rPr>
-          <w:rFonts w:hint="eastAsia"/>
-        </w:rPr>
-        <w:t>3)</w:t>
-      </w:r>
-      <w:r>
-        <w:t>…</w:t>
-      </w:r>
-      <w:proofErr w:type="gramEnd"/>
-      <w:r>
-        <w:rPr>
-          <w:rFonts w:hint="eastAsia"/>
-        </w:rPr>
-        <w:t>(</w:t>
-      </w:r>
-      <w:proofErr w:type="gramStart"/>
-      <w:r>
-        <w:rPr>
-          <w:rFonts w:hint="eastAsia"/>
-        </w:rPr>
-        <w:t>4)</w:t>
-      </w:r>
-      <w:r>
-        <w:t>…</w:t>
-      </w:r>
-      <w:proofErr w:type="gramEnd"/>
-      <w:r>
-        <w:rPr>
-          <w:rFonts w:hint="eastAsia"/>
-        </w:rPr>
-        <w:t>(</w:t>
-      </w:r>
-      <w:proofErr w:type="gramStart"/>
-      <w:r>
-        <w:rPr>
-          <w:rFonts w:hint="eastAsia"/>
-        </w:rPr>
-        <w:t>5)</w:t>
-      </w:r>
-      <w:r>
-        <w:t>…</w:t>
-      </w:r>
-      <w:proofErr w:type="gramEnd"/>
-      <w:r>
-        <w:rPr>
-          <w:rFonts w:hint="eastAsia"/>
-        </w:rPr>
-        <w:t>(</w:t>
-      </w:r>
-      <w:proofErr w:type="gramStart"/>
-      <w:r>
-        <w:rPr>
-          <w:rFonts w:hint="eastAsia"/>
-        </w:rPr>
-        <w:t>6)</w:t>
-      </w:r>
-      <w:r>
-        <w:t>…</w:t>
-      </w:r>
-      <w:proofErr w:type="gramEnd"/>
-      <w:r>
-        <w:rPr>
-          <w:rFonts w:hint="eastAsia"/>
-        </w:rPr>
-        <w:t>(</w:t>
-      </w:r>
-      <w:proofErr w:type="gramStart"/>
-      <w:r>
-        <w:rPr>
-          <w:rFonts w:hint="eastAsia"/>
-        </w:rPr>
-        <w:t>8)</w:t>
-      </w:r>
-      <w:r>
-        <w:t>…</w:t>
-      </w:r>
-      <w:proofErr w:type="gramEnd"/>
-    </w:p>
-    <w:p>
-      <w:pPr>
-        <w:ind w:firstLine="0"/>
-      </w:pPr>
-      <w:r>
-        <w:t>Body Paragraphs</w:t>
-      </w:r>
-    </w:p>
-    <w:p>
-      <w:pPr>
-        <w:ind w:firstLine="0"/>
-      </w:pPr>
-    </w:p>
-    <w:p>
-      <w:pPr>
-        <w:ind w:firstLine="0"/>
-        <w:rPr>
-          <w:rFonts w:hint="eastAsia"/>
-        </w:rPr>
-      </w:pPr>
-      <w:r>
-        <w:t>Paragraph 1</w:t>
+        <w:t>n contrast,</w:t>
+      </w:r>
+      <w:r>
+        <w:t xml:space="preserve"> Sometimes</w:t>
+      </w:r>
+      <w:r>
+        <w:rPr>
+          <w:rFonts w:hint="eastAsia"/>
+        </w:rPr>
+        <w:t>,</w:t>
+      </w:r>
+      <w:r>
+        <w:t xml:space="preserve"> it means removing harm first. A peaceful mind needs boundaries.</w:t>
+      </w:r>
+    </w:p>
+    <w:p>
+      <w:pPr>
+        <w:ind w:firstLine="0"/>
+      </w:pPr>
+    </w:p>
+    <w:p>
+      <w:pPr>
+        <w:ind w:firstLine="0"/>
+      </w:pPr>
+      <w:r>
+        <w:t>Paragraph 6</w:t>
       </w:r>
       <w:r>
         <w:rPr>
@@ -534,7 +1504,7 @@
         <w:t xml:space="preserve"> (</w:t>
       </w:r>
       <w:r>
-        <w:t>Based on Diary #1</w:t>
+        <w:t>Based on Diary #6</w:t>
       </w:r>
       <w:r>
         <w:rPr>
@@ -552,15 +1522,18 @@
         <w:t xml:space="preserve"> </w:t>
       </w:r>
       <w:r>
-        <w:t>Future Technology and Human Value</w:t>
-      </w:r>
-    </w:p>
-    <w:p>
-      <w:pPr>
-        <w:ind w:firstLine="0"/>
-        <w:rPr>
-          <w:rFonts w:hint="eastAsia"/>
-        </w:rPr>
+        <w:t>Peace in</w:t>
+      </w:r>
+      <w:r>
+        <w:rPr>
+          <w:rFonts w:hint="eastAsia"/>
+        </w:rPr>
+        <w:t xml:space="preserve"> Normal</w:t>
+      </w:r>
+    </w:p>
+    <w:p>
+      <w:pPr>
+        <w:ind w:firstLine="0"/>
       </w:pPr>
       <w:r>
         <w:t>Quotation:</w:t>
@@ -572,7 +1545,7 @@
         <w:t xml:space="preserve"> </w:t>
       </w:r>
       <w:r>
-        <w:t>“In the far future, artificial intelligence and humanoid robots may become deeply integrated into daily life.”</w:t>
+        <w:t>“Real peace is often like that: quiet, ordinary, and easy to miss if we do not pay attention.”</w:t>
       </w:r>
     </w:p>
     <w:p>
@@ -585,348 +1558,464 @@
     </w:p>
     <w:p>
       <w:pPr>
-        <w:ind w:firstLine="0"/>
-      </w:pPr>
-      <w:r>
-        <w:t xml:space="preserve">In Diary #1, I imagined how artificial intelligence and humanoid robots may change society. </w:t>
-      </w:r>
-      <w:r>
-        <w:rPr>
-          <w:rFonts w:hint="eastAsia"/>
-        </w:rPr>
+        <w:ind w:firstLine="420"/>
+      </w:pPr>
+      <w:r>
+        <w:t xml:space="preserve">Diary 6 records </w:t>
+      </w:r>
+      <w:r>
+        <w:rPr>
+          <w:rFonts w:hint="eastAsia"/>
+        </w:rPr>
+        <w:t xml:space="preserve">the peace </w:t>
+      </w:r>
+      <w:r>
+        <w:t>after a physical experiment lab</w:t>
+      </w:r>
+      <w:r>
+        <w:rPr>
+          <w:rFonts w:hint="eastAsia"/>
+        </w:rPr>
+        <w:t xml:space="preserve"> for me</w:t>
+      </w:r>
+      <w:r>
+        <w:t>. The lab was expected to be difficult, but we finished it quickly. After that, I rode my bike back to the dorm, ate Korean food with friends</w:t>
+      </w:r>
+      <w:r>
+        <w:rPr>
+          <w:rFonts w:hint="eastAsia"/>
+        </w:rPr>
+        <w:t xml:space="preserve"> without any specific goals</w:t>
+      </w:r>
+      <w:r>
+        <w:t xml:space="preserve">. This diary </w:t>
+      </w:r>
+      <w:r>
+        <w:rPr>
+          <w:rFonts w:hint="eastAsia"/>
+        </w:rPr>
+        <w:t>s</w:t>
+      </w:r>
+      <w:r>
+        <w:t>hows that peace does not always come from big achieve</w:t>
+      </w:r>
+      <w:r>
+        <w:rPr>
+          <w:rFonts w:hint="eastAsia"/>
+        </w:rPr>
+        <w:t>s</w:t>
+      </w:r>
+      <w:r>
+        <w:t>. Sometimes it comes from finishing tasks</w:t>
+      </w:r>
+      <w:r>
+        <w:rPr>
+          <w:rFonts w:hint="eastAsia"/>
+        </w:rPr>
+        <w:t xml:space="preserve"> or</w:t>
+      </w:r>
+      <w:r>
+        <w:t xml:space="preserve"> removing pressure. </w:t>
+      </w:r>
+    </w:p>
+    <w:p>
+      <w:pPr>
+        <w:ind w:firstLine="420"/>
+      </w:pPr>
+      <w:r>
+        <w:t xml:space="preserve">This connects strongly with </w:t>
+      </w:r>
+      <w:r>
+        <w:t>happiness</w:t>
+      </w:r>
+      <w:r>
+        <w:t xml:space="preserve">. If a student only works </w:t>
+      </w:r>
+      <w:r>
+        <w:rPr>
+          <w:rFonts w:hint="eastAsia"/>
+        </w:rPr>
+        <w:t xml:space="preserve">and works all the day </w:t>
+      </w:r>
+      <w:r>
+        <w:t>and never recovers, he may finally</w:t>
+      </w:r>
+      <w:r>
+        <w:rPr>
+          <w:rFonts w:hint="eastAsia"/>
+        </w:rPr>
+        <w:t xml:space="preserve"> burn out, just as what professor David said during the lecture</w:t>
+      </w:r>
+      <w:r>
+        <w:t xml:space="preserve">. Peace </w:t>
+      </w:r>
+      <w:r>
+        <w:rPr>
+          <w:rFonts w:hint="eastAsia"/>
+        </w:rPr>
+        <w:t xml:space="preserve">between pressure </w:t>
+      </w:r>
+      <w:r>
+        <w:t>makes long-term resilience possible.</w:t>
+      </w:r>
+    </w:p>
+    <w:p>
+      <w:pPr>
+        <w:ind w:firstLine="0"/>
+      </w:pPr>
+    </w:p>
+    <w:p>
+      <w:pPr>
+        <w:ind w:firstLine="0"/>
+      </w:pPr>
+      <w:r>
+        <w:t>Paragraph 7</w:t>
+      </w:r>
+      <w:r>
+        <w:rPr>
+          <w:rFonts w:hint="eastAsia"/>
+        </w:rPr>
+        <w:t xml:space="preserve"> (</w:t>
+      </w:r>
+      <w:r>
+        <w:t>Based on Diary #7</w:t>
+      </w:r>
+      <w:r>
+        <w:rPr>
+          <w:rFonts w:hint="eastAsia"/>
+        </w:rPr>
+        <w:t xml:space="preserve">) </w:t>
+      </w:r>
+      <w:r>
+        <w:t>Sub-title:</w:t>
+      </w:r>
+      <w:r>
+        <w:rPr>
+          <w:rFonts w:hint="eastAsia"/>
+        </w:rPr>
+        <w:t xml:space="preserve"> </w:t>
+      </w:r>
+      <w:r>
+        <w:t>Proactivity and Confidence</w:t>
+      </w:r>
+    </w:p>
+    <w:p>
+      <w:pPr>
+        <w:ind w:firstLine="0"/>
+      </w:pPr>
+      <w:r>
+        <w:t>Quotation:</w:t>
+      </w:r>
+      <w:r>
+        <w:rPr>
+          <w:rFonts w:hint="eastAsia"/>
+        </w:rPr>
+        <w:t xml:space="preserve"> </w:t>
+      </w:r>
+      <w:r>
+        <w:t>“Confidence should not come from empty self-comfort. It should come from evidence.”</w:t>
+      </w:r>
+    </w:p>
+    <w:p>
+      <w:pPr>
+        <w:ind w:firstLine="0"/>
+      </w:pPr>
+      <w:r>
+        <w:t>Analysis:</w:t>
+      </w:r>
+    </w:p>
+    <w:p>
+      <w:pPr>
+        <w:ind w:firstLine="0"/>
+      </w:pPr>
+      <w:r>
+        <w:t xml:space="preserve">Diary #7 is about becoming more proactive and reducing procrastination as a SCUPI student. I wrote that I can start by writing down three important tasks, </w:t>
+      </w:r>
+      <w:r>
+        <w:t xml:space="preserve">ranging from </w:t>
+      </w:r>
+      <w:r>
+        <w:t>beginning difficult work for five minutes, previewing</w:t>
+      </w:r>
+      <w:r>
+        <w:t xml:space="preserve"> and</w:t>
+      </w:r>
+      <w:r>
+        <w:t xml:space="preserve"> reviewing, </w:t>
+      </w:r>
+      <w:r>
+        <w:t>to</w:t>
+      </w:r>
+      <w:r>
+        <w:t xml:space="preserve"> asking questions earlier. These actions are small, but they are realistic. This diary is important because it turns reflection into action. Procrastination creates extra pressure. SCUPI courses are already demanding, so delaying work only makes life harder. Real confidence does not come from telling myself that everything will be fine. It comes from repeated evidence: tasks finished earlier, questions asked sooner, and knowledge reviewed regularly. This is a practical form of resilience.</w:t>
+      </w:r>
+    </w:p>
+    <w:p>
+      <w:pPr>
+        <w:ind w:firstLine="0"/>
+      </w:pPr>
+    </w:p>
+    <w:p>
+      <w:pPr>
+        <w:ind w:firstLine="0"/>
+        <w:rPr>
+          <w:rFonts w:hint="eastAsia"/>
+        </w:rPr>
+      </w:pPr>
+      <w:r>
+        <w:t>Paragraph 8</w:t>
+      </w:r>
+      <w:r>
+        <w:rPr>
+          <w:rFonts w:hint="eastAsia"/>
+        </w:rPr>
+        <w:t xml:space="preserve"> (</w:t>
+      </w:r>
+      <w:r>
+        <w:t>Based on Diary #8</w:t>
+      </w:r>
+      <w:r>
+        <w:rPr>
+          <w:rFonts w:hint="eastAsia"/>
+        </w:rPr>
+        <w:t xml:space="preserve">) </w:t>
+      </w:r>
+      <w:r>
+        <w:t>Sub-title:</w:t>
+      </w:r>
+      <w:r>
+        <w:rPr>
+          <w:rFonts w:hint="eastAsia"/>
+        </w:rPr>
+        <w:t xml:space="preserve"> </w:t>
+      </w:r>
+      <w:r>
+        <w:t>Listening, Participation</w:t>
+      </w:r>
+      <w:r>
+        <w:rPr>
+          <w:rFonts w:hint="eastAsia"/>
+        </w:rPr>
+        <w:t>,</w:t>
+      </w:r>
+    </w:p>
+    <w:p>
+      <w:pPr>
+        <w:ind w:firstLine="0"/>
+      </w:pPr>
+      <w:r>
+        <w:lastRenderedPageBreak/>
+        <w:t>Quotation:</w:t>
+      </w:r>
+      <w:r>
+        <w:rPr>
+          <w:rFonts w:hint="eastAsia"/>
+        </w:rPr>
+        <w:t xml:space="preserve"> </w:t>
+      </w:r>
+      <w:r>
+        <w:t>“Careful listen means I should give other person more time and space, just like a buffer.”</w:t>
+      </w:r>
+    </w:p>
+    <w:p>
+      <w:pPr>
+        <w:ind w:firstLine="0"/>
+      </w:pPr>
+      <w:r>
+        <w:t>Analysis:</w:t>
+      </w:r>
+    </w:p>
+    <w:p>
+      <w:pPr>
+        <w:ind w:firstLine="0"/>
+      </w:pPr>
+      <w:r>
+        <w:t xml:space="preserve">Diary #8 is about one small thing I can offer to others, not from obligation but from fullness. </w:t>
+      </w:r>
+    </w:p>
+    <w:p>
+      <w:pPr>
+        <w:ind w:firstLine="0"/>
+      </w:pPr>
+      <w:r>
+        <w:t>I wr</w:t>
+      </w:r>
+      <w:r>
+        <w:t>ite</w:t>
+      </w:r>
+      <w:r>
+        <w:t xml:space="preserve"> that I can listen carefully during meetings and participate actively in social activities. </w:t>
+      </w:r>
+      <w:r>
         <w:t xml:space="preserve">It </w:t>
       </w:r>
       <w:r>
-        <w:t>is not only about technology</w:t>
-      </w:r>
-      <w:r>
-        <w:rPr>
-          <w:rFonts w:hint="eastAsia"/>
-        </w:rPr>
-        <w:t xml:space="preserve">, but </w:t>
-      </w:r>
-      <w:r>
-        <w:t>also shows my concern about human value in the future. If AI can replace repetitive mental work and robots can replace manual labor, then human beings cannot only depend on fixed skills. In that kind of future, original ideas, emotional support, and human connection may become more valuable. This connects to wellness and resilience because a person should not only prepare for today’s competition, but also prepare for a future where the rules may change.</w:t>
-      </w:r>
-    </w:p>
-    <w:p>
-      <w:pPr>
-        <w:ind w:firstLine="0"/>
-      </w:pPr>
-    </w:p>
-    <w:p>
-      <w:pPr>
-        <w:ind w:firstLine="0"/>
-        <w:rPr>
-          <w:rFonts w:hint="eastAsia"/>
-        </w:rPr>
-      </w:pPr>
-      <w:r>
-        <w:t>Paragraph 2</w:t>
-      </w:r>
-      <w:r>
-        <w:rPr>
-          <w:rFonts w:hint="eastAsia"/>
-        </w:rPr>
-        <w:t xml:space="preserve"> (</w:t>
-      </w:r>
-      <w:r>
-        <w:t>Based on Diary #2</w:t>
-      </w:r>
-      <w:r>
-        <w:rPr>
-          <w:rFonts w:hint="eastAsia"/>
-        </w:rPr>
-        <w:t xml:space="preserve">) </w:t>
-      </w:r>
-      <w:r>
-        <w:t>Sub-title:</w:t>
-      </w:r>
-      <w:r>
-        <w:rPr>
-          <w:rFonts w:hint="eastAsia"/>
-        </w:rPr>
-        <w:t xml:space="preserve"> </w:t>
-      </w:r>
-      <w:r>
-        <w:t>Hometown, Belonging, and Identity</w:t>
-      </w:r>
-    </w:p>
-    <w:p>
-      <w:pPr>
-        <w:ind w:firstLine="0"/>
-        <w:rPr>
-          <w:rFonts w:hint="eastAsia"/>
-        </w:rPr>
-      </w:pPr>
-      <w:r>
-        <w:t>Quotation:</w:t>
-      </w:r>
-      <w:r>
-        <w:rPr>
-          <w:rFonts w:hint="eastAsia"/>
-        </w:rPr>
-        <w:t xml:space="preserve"> </w:t>
-      </w:r>
-      <w:r>
-        <w:t>“I do love my hometown, Hangzhou. Not only because I grew there for many years, but also, I appreciate the beauty and social phenomenon in Hangzhou.”</w:t>
-      </w:r>
-    </w:p>
-    <w:p>
-      <w:pPr>
-        <w:ind w:firstLine="0"/>
-      </w:pPr>
-      <w:r>
-        <w:t>Analysis:</w:t>
-      </w:r>
-    </w:p>
-    <w:p>
-      <w:pPr>
-        <w:ind w:firstLine="0"/>
-      </w:pPr>
-      <w:r>
-        <w:t xml:space="preserve">Diary #2 is about my hometown, Hangzhou. I described West Lake, Qiantang River, local culture, private economy, and the city’s transformation into a high-tech city. When I read this diary again, I find that Hangzhou is not only a place in my memory. </w:t>
-      </w:r>
-      <w:r>
-        <w:lastRenderedPageBreak/>
-        <w:t>It also shaped my values. I grew up in a city that admires innovation, hard work, and private ambition. Because of this background, I naturally care about technology, independence, and self-development. This sense of belonging is important for wellness. When college life becomes confusing, knowing where I come from can help me understand why I think and act in certain ways. A person with roots can choose his path more calmly.</w:t>
-      </w:r>
-    </w:p>
-    <w:p>
-      <w:pPr>
-        <w:ind w:firstLine="0"/>
-      </w:pPr>
-    </w:p>
-    <w:p>
-      <w:pPr>
-        <w:ind w:firstLine="0"/>
-      </w:pPr>
-      <w:r>
-        <w:t>Paragraph 3</w:t>
-      </w:r>
-      <w:r>
-        <w:rPr>
-          <w:rFonts w:hint="eastAsia"/>
-        </w:rPr>
-        <w:t xml:space="preserve"> (</w:t>
-      </w:r>
-      <w:r>
-        <w:t>Based on Diary #3</w:t>
-      </w:r>
-      <w:r>
-        <w:rPr>
-          <w:rFonts w:hint="eastAsia"/>
-        </w:rPr>
-        <w:t xml:space="preserve">) </w:t>
-      </w:r>
-      <w:r>
-        <w:t>Sub-title:</w:t>
-      </w:r>
-      <w:r>
-        <w:rPr>
-          <w:rFonts w:hint="eastAsia"/>
-        </w:rPr>
-        <w:t xml:space="preserve"> </w:t>
-      </w:r>
-      <w:r>
-        <w:t>Curiosity, Solitude, and Self-Awareness</w:t>
-      </w:r>
-    </w:p>
-    <w:p>
-      <w:pPr>
-        <w:ind w:firstLine="0"/>
-        <w:rPr>
-          <w:rFonts w:hint="eastAsia"/>
-        </w:rPr>
-      </w:pPr>
-      <w:r>
-        <w:t>Quotation:</w:t>
-      </w:r>
-      <w:r>
-        <w:rPr>
-          <w:rFonts w:hint="eastAsia"/>
-        </w:rPr>
-        <w:t xml:space="preserve"> </w:t>
-      </w:r>
-      <w:r>
-        <w:t>“I always maintain curiosity and tried to discover by my-self.”</w:t>
-      </w:r>
-    </w:p>
-    <w:p>
-      <w:pPr>
-        <w:ind w:firstLine="0"/>
-      </w:pPr>
-      <w:r>
-        <w:t>Analysis:</w:t>
-      </w:r>
-    </w:p>
-    <w:p>
-      <w:pPr>
-        <w:ind w:firstLine="0"/>
-      </w:pPr>
-      <w:r>
-        <w:t>Diary #3 introduces my personality through curiosity, late-night thinking, drawing, and traveling alone. I wrote about modeling clouds, fixing a water purifier, and trying different styles of drawing. These experiences show that I prefer to understand the structure behind problems instead of only accepting surface answers. This curiosity is one of my strengths. However, it also has risks. Sometimes I may spend too much time exploring without clear output. I also mentioned that I enjoy staying up late because midnight gives me quiet and complete time. This may help my thinking, but if it damages my health or daily responsibilities, it becomes a problem. Therefore, self-awareness means not only accepting who I am, but also checking the cost of my habits.</w:t>
-      </w:r>
-    </w:p>
-    <w:p>
-      <w:pPr>
-        <w:ind w:firstLine="0"/>
-      </w:pPr>
-    </w:p>
-    <w:p>
-      <w:pPr>
-        <w:ind w:firstLine="0"/>
-        <w:rPr>
-          <w:rFonts w:hint="eastAsia"/>
-        </w:rPr>
-      </w:pPr>
-      <w:r>
-        <w:t>Paragraph 4</w:t>
-      </w:r>
-      <w:r>
-        <w:rPr>
-          <w:rFonts w:hint="eastAsia"/>
-        </w:rPr>
-        <w:t xml:space="preserve"> (</w:t>
-      </w:r>
-      <w:r>
-        <w:t>Based on Diary #</w:t>
-      </w:r>
-      <w:r>
-        <w:rPr>
-          <w:rFonts w:hint="eastAsia"/>
-        </w:rPr>
-        <w:t xml:space="preserve">4) </w:t>
-      </w:r>
-      <w:r>
-        <w:t>Sub-title:</w:t>
-      </w:r>
-      <w:r>
-        <w:rPr>
-          <w:rFonts w:hint="eastAsia"/>
-        </w:rPr>
-        <w:t xml:space="preserve"> C</w:t>
-      </w:r>
-      <w:r>
-        <w:t>ampus Life and Realistic Freedom</w:t>
-      </w:r>
-    </w:p>
-    <w:p>
-      <w:pPr>
-        <w:ind w:firstLine="0"/>
-        <w:rPr>
-          <w:rFonts w:hint="eastAsia"/>
-        </w:rPr>
-      </w:pPr>
-      <w:r>
-        <w:t>Quotation:</w:t>
-      </w:r>
-      <w:r>
-        <w:rPr>
-          <w:rFonts w:hint="eastAsia"/>
-        </w:rPr>
-        <w:t xml:space="preserve"> </w:t>
-      </w:r>
-      <w:r>
-        <w:t>“The pressure is different from high school in the form, but similar in the end.”</w:t>
-      </w:r>
-    </w:p>
-    <w:p>
-      <w:pPr>
-        <w:ind w:firstLine="0"/>
-      </w:pPr>
-      <w:r>
-        <w:t>Analysis:</w:t>
-      </w:r>
-    </w:p>
-    <w:p>
-      <w:pPr>
-        <w:ind w:firstLine="0"/>
-      </w:pPr>
-      <w:r>
-        <w:t>Diary #4 reflects on my campus life. Before entering university, many people told me college life would be freer and easier than high school. Later, I found that this was only partly true. University gives students more freedom, but it also gives them more uncertainty. In high school, the goal was clear: prepare for the college entrance examination. In university, I need to choose among many possible paths, such as graduate study, research, work, competitions, and social life. This kind of freedom is not always relaxing. It requires judgment. This diary shows that resilience in university means learning to make choices seriously instead of just enjoying freedom passively. Freedom without direction can easily become confusion.</w:t>
-      </w:r>
-    </w:p>
-    <w:p>
-      <w:pPr>
-        <w:ind w:firstLine="0"/>
-        <w:rPr>
-          <w:rFonts w:hint="eastAsia"/>
-        </w:rPr>
-      </w:pPr>
-    </w:p>
-    <w:p>
-      <w:pPr>
-        <w:ind w:firstLine="0"/>
-        <w:rPr>
-          <w:rFonts w:hint="eastAsia"/>
-        </w:rPr>
-      </w:pPr>
-      <w:r>
-        <w:t>Paragraph 5</w:t>
-      </w:r>
-      <w:r>
-        <w:rPr>
-          <w:rFonts w:hint="eastAsia"/>
-        </w:rPr>
-        <w:t xml:space="preserve"> (</w:t>
-      </w:r>
-      <w:r>
-        <w:t>Based on Diary #5</w:t>
-      </w:r>
-      <w:r>
-        <w:rPr>
-          <w:rFonts w:hint="eastAsia"/>
-        </w:rPr>
-        <w:t xml:space="preserve">) </w:t>
-      </w:r>
-      <w:r>
-        <w:t>Sub-title:</w:t>
-      </w:r>
-      <w:r>
-        <w:rPr>
-          <w:rFonts w:hint="eastAsia"/>
-        </w:rPr>
-        <w:t xml:space="preserve"> </w:t>
-      </w:r>
-      <w:r>
-        <w:t>Happiness by Removing Harmful Habits</w:t>
-      </w:r>
-    </w:p>
-    <w:p>
-      <w:pPr>
-        <w:ind w:firstLine="0"/>
-        <w:rPr>
-          <w:rFonts w:hint="eastAsia"/>
-        </w:rPr>
-      </w:pPr>
-      <w:r>
-        <w:t>Quotation:</w:t>
-      </w:r>
-      <w:r>
-        <w:rPr>
-          <w:rFonts w:hint="eastAsia"/>
-        </w:rPr>
-        <w:t xml:space="preserve"> </w:t>
-      </w:r>
-      <w:r>
-        <w:t>“Comparison is misleading because you only see other people’s visible results, not their struggles, failures, or doubts.”</w:t>
-      </w:r>
-    </w:p>
-    <w:p>
-      <w:pPr>
-        <w:ind w:firstLine="0"/>
-      </w:pPr>
-      <w:r>
-        <w:t>Analysis:</w:t>
-      </w:r>
-    </w:p>
-    <w:p>
-      <w:pPr>
-        <w:ind w:firstLine="0"/>
-        <w:rPr>
-          <w:rFonts w:hint="eastAsia"/>
-        </w:rPr>
+        <w:t>shifts the focus from myself to others. In university, many people are under pressure, but they often hide it because they do not want to look weak</w:t>
+      </w:r>
+      <w:r>
+        <w:t xml:space="preserve"> for others</w:t>
+      </w:r>
+      <w:r>
+        <w:t xml:space="preserve">. Careful listening can give them a safe space to express themselves. I do not need to solve everyone’s problem. Sometimes listening itself is already helpful. </w:t>
+      </w:r>
+      <w:r>
+        <w:t>Secondly, a</w:t>
+      </w:r>
+      <w:r>
+        <w:t>ctive participation</w:t>
+      </w:r>
+      <w:r>
+        <w:rPr>
+          <w:rFonts w:hint="eastAsia"/>
+        </w:rPr>
+        <w:t>, such as eye contact or answering questions bravely, a</w:t>
+      </w:r>
+      <w:r>
+        <w:t xml:space="preserve">lso supports others because the atmosphere of a group is created by everyone. This shows that </w:t>
+      </w:r>
+      <w:r>
+        <w:rPr>
+          <w:rFonts w:hint="eastAsia"/>
+        </w:rPr>
+        <w:t>happiness</w:t>
+      </w:r>
+      <w:r>
+        <w:t xml:space="preserve"> is not only individual. A healthier environment requires people to support each other in small but real ways.</w:t>
+      </w:r>
+    </w:p>
+    <w:p>
+      <w:pPr>
+        <w:ind w:firstLine="0"/>
+      </w:pPr>
+    </w:p>
+    <w:p>
+      <w:pPr>
+        <w:ind w:firstLine="0"/>
+      </w:pPr>
+      <w:r>
+        <w:t>Conclusion</w:t>
+      </w:r>
+    </w:p>
+    <w:p>
+      <w:pPr>
+        <w:ind w:firstLine="0"/>
+      </w:pPr>
+      <w:r>
+        <w:t>Restate Thesis:</w:t>
+      </w:r>
+    </w:p>
+    <w:p>
+      <w:pPr>
+        <w:ind w:firstLine="0"/>
+      </w:pPr>
+      <w:r>
+        <w:t xml:space="preserve">Through these eight diary entries, </w:t>
+      </w:r>
+      <w:r>
+        <w:t>I</w:t>
+      </w:r>
+      <w:r>
+        <w:rPr>
+          <w:rFonts w:hint="eastAsia"/>
+        </w:rPr>
+        <w:t xml:space="preserve"> deeply reflected myself, </w:t>
+      </w:r>
+      <w:r>
+        <w:t xml:space="preserve">I learned that </w:t>
+      </w:r>
+      <w:r>
+        <w:rPr>
+          <w:rFonts w:hint="eastAsia"/>
+        </w:rPr>
+        <w:t>happiness</w:t>
+      </w:r>
+      <w:r>
+        <w:t xml:space="preserve"> comes from honest self-understanding, and resilience comes from repeated small actions under pressure.</w:t>
+      </w:r>
+    </w:p>
+    <w:p>
+      <w:pPr>
+        <w:ind w:firstLine="0"/>
+      </w:pPr>
+    </w:p>
+    <w:p>
+      <w:pPr>
+        <w:ind w:firstLine="0"/>
+      </w:pPr>
+      <w:r>
+        <w:t>Summarize and Synthesize Main Points:</w:t>
+      </w:r>
+    </w:p>
+    <w:p>
+      <w:pPr>
+        <w:ind w:firstLine="0"/>
+      </w:pPr>
+      <w:r>
+        <w:t>My first diary shows my concern about the future and human value. My second diary shows how hometown gives me identity and belonging. My third diary helps me understand my curiosity and personal habits. My fourth diary reveals the real pressure behind university freedom. My fifth diary reminds me to stop comparison and external approval. My sixth diary shows that peace often exists in ordinary moments. My seventh diary turns reflection into practical habits. My eighth diary reminds me that listening and participation can support others. Together, these entries show that wellness and resilience are not single feelings. They are built from vision, roots, self-awareness, discipline, peace, and connection.</w:t>
+      </w:r>
+    </w:p>
+    <w:p>
+      <w:pPr>
+        <w:ind w:firstLine="0"/>
+      </w:pPr>
+    </w:p>
+    <w:p>
+      <w:pPr>
+        <w:ind w:firstLine="0"/>
+      </w:pPr>
+      <w:r>
+        <w:t>Final Opinions / Recommendations:</w:t>
+      </w:r>
+    </w:p>
+    <w:p>
+      <w:pPr>
+        <w:ind w:firstLine="0"/>
+      </w:pPr>
+      <w:r>
+        <w:t xml:space="preserve">As a SCUPI student, I cannot avoid pressure, and I should not expect university life to become easy. </w:t>
+      </w:r>
+    </w:p>
+    <w:p>
+      <w:pPr>
+        <w:ind w:firstLine="0"/>
+      </w:pPr>
+      <w:r>
+        <w:t>However, I can stop making it harder through procrastination, comparison, and unclear choices</w:t>
+      </w:r>
+      <w:r>
+        <w:rPr>
+          <w:rFonts w:hint="eastAsia"/>
+        </w:rPr>
+        <w:t xml:space="preserve"> and so on</w:t>
+      </w:r>
+      <w:r>
+        <w:t xml:space="preserve">. </w:t>
+      </w:r>
+      <w:r>
+        <w:t>I</w:t>
+      </w:r>
+      <w:r>
+        <w:rPr>
+          <w:rFonts w:hint="eastAsia"/>
+        </w:rPr>
+        <w:t xml:space="preserve">n contrast, </w:t>
+      </w:r>
+      <w:r>
+        <w:t>I</w:t>
+      </w:r>
+      <w:r>
+        <w:rPr>
+          <w:rFonts w:hint="eastAsia"/>
+        </w:rPr>
+        <w:t xml:space="preserve"> can</w:t>
+      </w:r>
+      <w:r>
+        <w:t xml:space="preserve"> keep my curiosity, build stronger habits, protect my peaceful moments, and offer real attention to others. </w:t>
+      </w:r>
+    </w:p>
+    <w:p>
+      <w:pPr>
+        <w:ind w:firstLine="0"/>
       </w:pPr>
     </w:p>
     <w:sectPr>
@@ -937,6 +2026,56 @@
     </w:sectPr>
   </w:body>
 </w:document>
+</file>
+
+<file path=word/endnotes.xml><?xml version="1.0" encoding="utf-8"?>
+<w:endnotes xmlns:wpc="http://schemas.microsoft.com/office/word/2010/wordprocessingCanvas" xmlns:cx="http://schemas.microsoft.com/office/drawing/2014/chartex" xmlns:cx1="http://schemas.microsoft.com/office/drawing/2015/9/8/chartex" xmlns:cx2="http://schemas.microsoft.com/office/drawing/2015/10/21/chartex" xmlns:cx3="http://schemas.microsoft.com/office/drawing/2016/5/9/chartex" xmlns:cx4="http://schemas.microsoft.com/office/drawing/2016/5/10/chartex" xmlns:cx5="http://schemas.microsoft.com/office/drawing/2016/5/11/chartex" xmlns:cx6="http://schemas.microsoft.com/office/drawing/2016/5/12/chartex" xmlns:cx7="http://schemas.microsoft.com/office/drawing/2016/5/13/chartex" xmlns:cx8="http://schemas.microsoft.com/office/drawing/2016/5/14/chartex" xmlns:mc="http://schemas.openxmlformats.org/markup-compatibility/2006" xmlns:aink="http://schemas.microsoft.com/office/drawing/2016/ink" xmlns:am3d="http://schemas.microsoft.com/office/drawing/2017/model3d" xmlns:o="urn:schemas-microsoft-com:office:office" xmlns:oel="http://schemas.microsoft.com/office/2019/extlst" xmlns:r="http://schemas.openxmlformats.org/officeDocument/2006/relationships" xmlns:m="http://schemas.openxmlformats.org/officeDocument/2006/math" xmlns:v="urn:schemas-microsoft-com:vml" xmlns:wp14="http://schemas.microsoft.com/office/word/2010/wordprocessingDrawing" xmlns:wp="http://schemas.openxmlformats.org/drawingml/2006/wordprocessingDrawing" xmlns:w10="urn:schemas-microsoft-com:office:word" xmlns:w="http://schemas.openxmlformats.org/wordprocessingml/2006/main" xmlns:w14="http://schemas.microsoft.com/office/word/2010/wordml" xmlns:w15="http://schemas.microsoft.com/office/word/2012/wordml" xmlns:w16cex="http://schemas.microsoft.com/office/word/2018/wordml/cex" xmlns:w16cid="http://schemas.microsoft.com/office/word/2016/wordml/cid" xmlns:w16="http://schemas.microsoft.com/office/word/2018/wordml" xmlns:w16du="http://schemas.microsoft.com/office/word/2023/wordml/word16du" xmlns:w16sdtdh="http://schemas.microsoft.com/office/word/2020/wordml/sdtdatahash" xmlns:w16sdtfl="http://schemas.microsoft.com/office/word/2024/wordml/sdtformatlock" xmlns:w16se="http://schemas.microsoft.com/office/word/2015/wordml/symex" xmlns:wpg="http://schemas.microsoft.com/office/word/2010/wordprocessingGroup" xmlns:wpi="http://schemas.microsoft.com/office/word/2010/wordprocessingInk" xmlns:wne="http://schemas.microsoft.com/office/word/2006/wordml" xmlns:wps="http://schemas.microsoft.com/office/word/2010/wordprocessingShape" mc:Ignorable="w14 w15 w16se w16cid w16 w16cex w16sdtdh w16sdtfl w16du wp14">
+  <w:endnote w:type="separator" w:id="-1">
+    <w:p>
+      <w:pPr>
+        <w:spacing w:line="240" w:lineRule="auto"/>
+      </w:pPr>
+      <w:r>
+        <w:separator/>
+      </w:r>
+    </w:p>
+  </w:endnote>
+  <w:endnote w:type="continuationSeparator" w:id="0">
+    <w:p>
+      <w:pPr>
+        <w:spacing w:line="240" w:lineRule="auto"/>
+      </w:pPr>
+      <w:r>
+        <w:continuationSeparator/>
+      </w:r>
+    </w:p>
+  </w:endnote>
+</w:endnotes>
+</file>
+
+<file path=word/footnotes.xml><?xml version="1.0" encoding="utf-8"?>
+<w:footnotes xmlns:wpc="http://schemas.microsoft.com/office/word/2010/wordprocessingCanvas" xmlns:cx="http://schemas.microsoft.com/office/drawing/2014/chartex" xmlns:cx1="http://schemas.microsoft.com/office/drawing/2015/9/8/chartex" xmlns:cx2="http://schemas.microsoft.com/office/drawing/2015/10/21/chartex" xmlns:cx3="http://schemas.microsoft.com/office/drawing/2016/5/9/chartex" xmlns:cx4="http://schemas.microsoft.com/office/drawing/2016/5/10/chartex" xmlns:cx5="http://schemas.microsoft.com/office/drawing/2016/5/11/chartex" xmlns:cx6="http://schemas.microsoft.com/office/drawing/2016/5/12/chartex" xmlns:cx7="http://schemas.microsoft.com/office/drawing/2016/5/13/chartex" xmlns:cx8="http://schemas.microsoft.com/office/drawing/2016/5/14/chartex" xmlns:mc="http://schemas.openxmlformats.org/markup-compatibility/2006" xmlns:aink="http://schemas.microsoft.com/office/drawing/2016/ink" xmlns:am3d="http://schemas.microsoft.com/office/drawing/2017/model3d" xmlns:o="urn:schemas-microsoft-com:office:office" xmlns:oel="http://schemas.microsoft.com/office/2019/extlst" xmlns:r="http://schemas.openxmlformats.org/officeDocument/2006/relationships" xmlns:m="http://schemas.openxmlformats.org/officeDocument/2006/math" xmlns:v="urn:schemas-microsoft-com:vml" xmlns:wp14="http://schemas.microsoft.com/office/word/2010/wordprocessingDrawing" xmlns:wp="http://schemas.openxmlformats.org/drawingml/2006/wordprocessingDrawing" xmlns:w10="urn:schemas-microsoft-com:office:word" xmlns:w="http://schemas.openxmlformats.org/wordprocessingml/2006/main" xmlns:w14="http://schemas.microsoft.com/office/word/2010/wordml" xmlns:w15="http://schemas.microsoft.com/office/word/2012/wordml" xmlns:w16cex="http://schemas.microsoft.com/office/word/2018/wordml/cex" xmlns:w16cid="http://schemas.microsoft.com/office/word/2016/wordml/cid" xmlns:w16="http://schemas.microsoft.com/office/word/2018/wordml" xmlns:w16du="http://schemas.microsoft.com/office/word/2023/wordml/word16du" xmlns:w16sdtdh="http://schemas.microsoft.com/office/word/2020/wordml/sdtdatahash" xmlns:w16sdtfl="http://schemas.microsoft.com/office/word/2024/wordml/sdtformatlock" xmlns:w16se="http://schemas.microsoft.com/office/word/2015/wordml/symex" xmlns:wpg="http://schemas.microsoft.com/office/word/2010/wordprocessingGroup" xmlns:wpi="http://schemas.microsoft.com/office/word/2010/wordprocessingInk" xmlns:wne="http://schemas.microsoft.com/office/word/2006/wordml" xmlns:wps="http://schemas.microsoft.com/office/word/2010/wordprocessingShape" mc:Ignorable="w14 w15 w16se w16cid w16 w16cex w16sdtdh w16sdtfl w16du wp14">
+  <w:footnote w:type="separator" w:id="-1">
+    <w:p>
+      <w:pPr>
+        <w:spacing w:line="240" w:lineRule="auto"/>
+      </w:pPr>
+      <w:r>
+        <w:separator/>
+      </w:r>
+    </w:p>
+  </w:footnote>
+  <w:footnote w:type="continuationSeparator" w:id="0">
+    <w:p>
+      <w:pPr>
+        <w:spacing w:line="240" w:lineRule="auto"/>
+      </w:pPr>
+      <w:r>
+        <w:continuationSeparator/>
+      </w:r>
+    </w:p>
+  </w:footnote>
+</w:footnotes>
 </file>
 
 <file path=word/styles.xml><?xml version="1.0" encoding="utf-8"?>
@@ -1860,6 +2999,80 @@
       <w:spacing w:val="5"/>
     </w:rPr>
   </w:style>
+  <w:style w:type="paragraph" w:styleId="Revision">
+    <w:name w:val="Revision"/>
+    <w:hidden/>
+    <w:uiPriority w:val="99"/>
+    <w:semiHidden/>
+    <w:rsid w:val="00273163"/>
+    <w:pPr>
+      <w:spacing w:line="240" w:lineRule="auto"/>
+      <w:ind w:firstLine="0"/>
+    </w:pPr>
+  </w:style>
+  <w:style w:type="paragraph" w:styleId="Header">
+    <w:name w:val="header"/>
+    <w:basedOn w:val="Normal"/>
+    <w:link w:val="HeaderChar"/>
+    <w:uiPriority w:val="99"/>
+    <w:unhideWhenUsed/>
+    <w:rsid w:val="0091545E"/>
+    <w:pPr>
+      <w:tabs>
+        <w:tab w:val="center" w:pos="4513"/>
+        <w:tab w:val="right" w:pos="9026"/>
+      </w:tabs>
+      <w:snapToGrid w:val="0"/>
+      <w:spacing w:line="240" w:lineRule="auto"/>
+      <w:jc w:val="center"/>
+    </w:pPr>
+    <w:rPr>
+      <w:sz w:val="18"/>
+      <w:szCs w:val="18"/>
+    </w:rPr>
+  </w:style>
+  <w:style w:type="character" w:customStyle="1" w:styleId="HeaderChar">
+    <w:name w:val="Header Char"/>
+    <w:basedOn w:val="DefaultParagraphFont"/>
+    <w:link w:val="Header"/>
+    <w:uiPriority w:val="99"/>
+    <w:rsid w:val="0091545E"/>
+    <w:rPr>
+      <w:sz w:val="18"/>
+      <w:szCs w:val="18"/>
+    </w:rPr>
+  </w:style>
+  <w:style w:type="paragraph" w:styleId="Footer">
+    <w:name w:val="footer"/>
+    <w:basedOn w:val="Normal"/>
+    <w:link w:val="FooterChar"/>
+    <w:uiPriority w:val="99"/>
+    <w:unhideWhenUsed/>
+    <w:rsid w:val="0091545E"/>
+    <w:pPr>
+      <w:tabs>
+        <w:tab w:val="center" w:pos="4513"/>
+        <w:tab w:val="right" w:pos="9026"/>
+      </w:tabs>
+      <w:snapToGrid w:val="0"/>
+      <w:spacing w:line="240" w:lineRule="auto"/>
+    </w:pPr>
+    <w:rPr>
+      <w:sz w:val="18"/>
+      <w:szCs w:val="18"/>
+    </w:rPr>
+  </w:style>
+  <w:style w:type="character" w:customStyle="1" w:styleId="FooterChar">
+    <w:name w:val="Footer Char"/>
+    <w:basedOn w:val="DefaultParagraphFont"/>
+    <w:link w:val="Footer"/>
+    <w:uiPriority w:val="99"/>
+    <w:rsid w:val="0091545E"/>
+    <w:rPr>
+      <w:sz w:val="18"/>
+      <w:szCs w:val="18"/>
+    </w:rPr>
+  </w:style>
 </w:styles>
 </file>
 
